--- a/docs/papers/theory-implementation-matrix.final.docx
+++ b/docs/papers/theory-implementation-matrix.final.docx
@@ -749,6 +749,63 @@
         <w:jc w:val="center"/>
       </w:pPr>
       <w:r>
+        <w:drawing>
+          <wp:inline xmlns:a="http://schemas.openxmlformats.org/drawingml/2006/main" xmlns:pic="http://schemas.openxmlformats.org/drawingml/2006/picture">
+            <wp:extent cx="5400000" cy="3375000"/>
+            <wp:docPr id="2" name="Picture 2"/>
+            <wp:cNvGraphicFramePr>
+              <a:graphicFrameLocks noChangeAspect="1"/>
+            </wp:cNvGraphicFramePr>
+            <a:graphic>
+              <a:graphicData uri="http://schemas.openxmlformats.org/drawingml/2006/picture">
+                <pic:pic>
+                  <pic:nvPicPr>
+                    <pic:cNvPr id="0" name="screenshot_home.png"/>
+                    <pic:cNvPicPr/>
+                  </pic:nvPicPr>
+                  <pic:blipFill>
+                    <a:blip r:embed="rId10"/>
+                    <a:stretch>
+                      <a:fillRect/>
+                    </a:stretch>
+                  </pic:blipFill>
+                  <pic:spPr>
+                    <a:xfrm>
+                      <a:off x="0" y="0"/>
+                      <a:ext cx="5400000" cy="3375000"/>
+                    </a:xfrm>
+                    <a:prstGeom prst="rect"/>
+                  </pic:spPr>
+                </pic:pic>
+              </a:graphicData>
+            </a:graphic>
+          </wp:inline>
+        </w:drawing>
+      </w:r>
+    </w:p>
+    <w:p>
+      <w:pPr>
+        <w:ind w:left="567"/>
+      </w:pPr>
+      <w:r>
+        <w:rPr>
+          <w:b/>
+          <w:i/>
+        </w:rPr>
+        <w:t>Screenshot 0.</w:t>
+      </w:r>
+      <w:r>
+        <w:rPr>
+          <w:i/>
+        </w:rPr>
+        <w:t xml:space="preserve"> 본 사이트의 홈 진입 화면 (https://yonsei-edtech.vercel.app). 학회 회원의 학습·연구·출판·운영을 모두 수용하는 통합 SaaS의 진입점이다.</w:t>
+      </w:r>
+    </w:p>
+    <w:p>
+      <w:pPr>
+        <w:jc w:val="center"/>
+      </w:pPr>
+      <w:r>
         <w:rPr>
           <w:color w:val="CCCCCC"/>
         </w:rPr>
@@ -880,7 +937,7 @@
         <w:drawing>
           <wp:inline xmlns:a="http://schemas.openxmlformats.org/drawingml/2006/main" xmlns:pic="http://schemas.openxmlformats.org/drawingml/2006/picture">
             <wp:extent cx="5400000" cy="3131092"/>
-            <wp:docPr id="2" name="Picture 2"/>
+            <wp:docPr id="3" name="Picture 3"/>
             <wp:cNvGraphicFramePr>
               <a:graphicFrameLocks noChangeAspect="1"/>
             </wp:cNvGraphicFramePr>
@@ -892,7 +949,7 @@
                     <pic:cNvPicPr/>
                   </pic:nvPicPr>
                   <pic:blipFill>
-                    <a:blip r:embed="rId10"/>
+                    <a:blip r:embed="rId11"/>
                     <a:stretch>
                       <a:fillRect/>
                     </a:stretch>
@@ -954,6 +1011,76 @@
     </w:p>
     <w:p>
       <w:pPr>
+        <w:jc w:val="center"/>
+      </w:pPr>
+      <w:r>
+        <w:drawing>
+          <wp:inline xmlns:a="http://schemas.openxmlformats.org/drawingml/2006/main" xmlns:pic="http://schemas.openxmlformats.org/drawingml/2006/picture">
+            <wp:extent cx="5400000" cy="3375000"/>
+            <wp:docPr id="4" name="Picture 4"/>
+            <wp:cNvGraphicFramePr>
+              <a:graphicFrameLocks noChangeAspect="1"/>
+            </wp:cNvGraphicFramePr>
+            <a:graphic>
+              <a:graphicData uri="http://schemas.openxmlformats.org/drawingml/2006/picture">
+                <pic:pic>
+                  <pic:nvPicPr>
+                    <pic:cNvPr id="0" name="screenshot_archive_concepts.png"/>
+                    <pic:cNvPicPr/>
+                  </pic:nvPicPr>
+                  <pic:blipFill>
+                    <a:blip r:embed="rId12"/>
+                    <a:stretch>
+                      <a:fillRect/>
+                    </a:stretch>
+                  </pic:blipFill>
+                  <pic:spPr>
+                    <a:xfrm>
+                      <a:off x="0" y="0"/>
+                      <a:ext cx="5400000" cy="3375000"/>
+                    </a:xfrm>
+                    <a:prstGeom prst="rect"/>
+                  </pic:spPr>
+                </pic:pic>
+              </a:graphicData>
+            </a:graphic>
+          </wp:inline>
+        </w:drawing>
+      </w:r>
+    </w:p>
+    <w:p>
+      <w:pPr>
+        <w:ind w:left="567"/>
+      </w:pPr>
+      <w:r>
+        <w:rPr>
+          <w:b/>
+          <w:i/>
+        </w:rPr>
+        <w:t>Screenshot 1.</w:t>
+      </w:r>
+      <w:r>
+        <w:rPr>
+          <w:i/>
+        </w:rPr>
+        <w:t xml:space="preserve"> 교육공학 아카이브(</w:t>
+      </w:r>
+      <w:r>
+        <w:rPr>
+          <w:rFonts w:ascii="Consolas" w:hAnsi="Consolas"/>
+          <w:i/>
+        </w:rPr>
+        <w:t>/archive</w:t>
+      </w:r>
+      <w:r>
+        <w:rPr>
+          <w:i/>
+        </w:rPr>
+        <w:t>)의 핵심 개념 카드 레이아웃. 시각적 카드와 텍스트 정의의 결합은 CTML의 dual channel 처리를 지원한다.</w:t>
+      </w:r>
+    </w:p>
+    <w:p>
+      <w:pPr>
         <w:pStyle w:val="Heading4"/>
       </w:pPr>
       <w:r>
@@ -1112,7 +1239,7 @@
         <w:drawing>
           <wp:inline xmlns:a="http://schemas.openxmlformats.org/drawingml/2006/main" xmlns:pic="http://schemas.openxmlformats.org/drawingml/2006/picture">
             <wp:extent cx="5400000" cy="2922936"/>
-            <wp:docPr id="3" name="Picture 3"/>
+            <wp:docPr id="5" name="Picture 5"/>
             <wp:cNvGraphicFramePr>
               <a:graphicFrameLocks noChangeAspect="1"/>
             </wp:cNvGraphicFramePr>
@@ -1124,7 +1251,7 @@
                     <pic:cNvPicPr/>
                   </pic:nvPicPr>
                   <pic:blipFill>
-                    <a:blip r:embed="rId11"/>
+                    <a:blip r:embed="rId13"/>
                     <a:stretch>
                       <a:fillRect/>
                     </a:stretch>
@@ -1182,7 +1309,7 @@
         <w:drawing>
           <wp:inline xmlns:a="http://schemas.openxmlformats.org/drawingml/2006/main" xmlns:pic="http://schemas.openxmlformats.org/drawingml/2006/picture">
             <wp:extent cx="5400000" cy="4459635"/>
-            <wp:docPr id="4" name="Picture 4"/>
+            <wp:docPr id="6" name="Picture 6"/>
             <wp:cNvGraphicFramePr>
               <a:graphicFrameLocks noChangeAspect="1"/>
             </wp:cNvGraphicFramePr>
@@ -1194,7 +1321,7 @@
                     <pic:cNvPicPr/>
                   </pic:nvPicPr>
                   <pic:blipFill>
-                    <a:blip r:embed="rId12"/>
+                    <a:blip r:embed="rId14"/>
                     <a:stretch>
                       <a:fillRect/>
                     </a:stretch>
@@ -2427,13 +2554,200 @@
       </w:r>
     </w:p>
     <w:p>
-      <w:r>
-        <w:t>[Screenshot 3] 출판 마법사 5단계 화면 (사용자 캡쳐 필요)</w:t>
+      <w:pPr>
+        <w:jc w:val="center"/>
+      </w:pPr>
+      <w:r>
+        <w:drawing>
+          <wp:inline xmlns:a="http://schemas.openxmlformats.org/drawingml/2006/main" xmlns:pic="http://schemas.openxmlformats.org/drawingml/2006/picture">
+            <wp:extent cx="5400000" cy="3375000"/>
+            <wp:docPr id="7" name="Picture 7"/>
+            <wp:cNvGraphicFramePr>
+              <a:graphicFrameLocks noChangeAspect="1"/>
+            </wp:cNvGraphicFramePr>
+            <a:graphic>
+              <a:graphicData uri="http://schemas.openxmlformats.org/drawingml/2006/picture">
+                <pic:pic>
+                  <pic:nvPicPr>
+                    <pic:cNvPr id="0" name="screenshot_research_analytics.png"/>
+                    <pic:cNvPicPr/>
+                  </pic:nvPicPr>
+                  <pic:blipFill>
+                    <a:blip r:embed="rId15"/>
+                    <a:stretch>
+                      <a:fillRect/>
+                    </a:stretch>
+                  </pic:blipFill>
+                  <pic:spPr>
+                    <a:xfrm>
+                      <a:off x="0" y="0"/>
+                      <a:ext cx="5400000" cy="3375000"/>
+                    </a:xfrm>
+                    <a:prstGeom prst="rect"/>
+                  </pic:spPr>
+                </pic:pic>
+              </a:graphicData>
+            </a:graphic>
+          </wp:inline>
+        </w:drawing>
       </w:r>
     </w:p>
     <w:p>
-      <w:r>
-        <w:t>[Screenshot 4] 기여도 매트릭스 화면 (사용자 캡쳐 필요)</w:t>
+      <w:pPr>
+        <w:ind w:left="567"/>
+      </w:pPr>
+      <w:r>
+        <w:rPr>
+          <w:b/>
+          <w:i/>
+        </w:rPr>
+        <w:t>Screenshot 5.</w:t>
+      </w:r>
+      <w:r>
+        <w:rPr>
+          <w:i/>
+        </w:rPr>
+        <w:t xml:space="preserve"> 연구 분석 페이지(</w:t>
+      </w:r>
+      <w:r>
+        <w:rPr>
+          <w:rFonts w:ascii="Consolas" w:hAnsi="Consolas"/>
+          <w:i/>
+        </w:rPr>
+        <w:t>/research</w:t>
+      </w:r>
+      <w:r>
+        <w:rPr>
+          <w:i/>
+        </w:rPr>
+        <w:t>) — 졸업생 학위논문의 키워드·제목·계보 분석 (3 탭). 학회 회원이 학문적 도메인을 데이터 기반으로 탐색할 수 있도록 학습 분석 차원의 도구를 제공한다.</w:t>
+      </w:r>
+    </w:p>
+    <w:p>
+      <w:pPr>
+        <w:jc w:val="center"/>
+      </w:pPr>
+      <w:r>
+        <w:drawing>
+          <wp:inline xmlns:a="http://schemas.openxmlformats.org/drawingml/2006/main" xmlns:pic="http://schemas.openxmlformats.org/drawingml/2006/picture">
+            <wp:extent cx="5400000" cy="3375000"/>
+            <wp:docPr id="8" name="Picture 8"/>
+            <wp:cNvGraphicFramePr>
+              <a:graphicFrameLocks noChangeAspect="1"/>
+            </wp:cNvGraphicFramePr>
+            <a:graphic>
+              <a:graphicData uri="http://schemas.openxmlformats.org/drawingml/2006/picture">
+                <pic:pic>
+                  <pic:nvPicPr>
+                    <pic:cNvPr id="0" name="screenshot_seminars.png"/>
+                    <pic:cNvPicPr/>
+                  </pic:nvPicPr>
+                  <pic:blipFill>
+                    <a:blip r:embed="rId16"/>
+                    <a:stretch>
+                      <a:fillRect/>
+                    </a:stretch>
+                  </pic:blipFill>
+                  <pic:spPr>
+                    <a:xfrm>
+                      <a:off x="0" y="0"/>
+                      <a:ext cx="5400000" cy="3375000"/>
+                    </a:xfrm>
+                    <a:prstGeom prst="rect"/>
+                  </pic:spPr>
+                </pic:pic>
+              </a:graphicData>
+            </a:graphic>
+          </wp:inline>
+        </w:drawing>
+      </w:r>
+    </w:p>
+    <w:p>
+      <w:pPr>
+        <w:ind w:left="567"/>
+      </w:pPr>
+      <w:r>
+        <w:rPr>
+          <w:b/>
+          <w:i/>
+        </w:rPr>
+        <w:t>Screenshot 6.</w:t>
+      </w:r>
+      <w:r>
+        <w:rPr>
+          <w:i/>
+        </w:rPr>
+        <w:t xml:space="preserve"> 세미나 목록(</w:t>
+      </w:r>
+      <w:r>
+        <w:rPr>
+          <w:rFonts w:ascii="Consolas" w:hAnsi="Consolas"/>
+          <w:i/>
+        </w:rPr>
+        <w:t>/seminars</w:t>
+      </w:r>
+      <w:r>
+        <w:rPr>
+          <w:i/>
+        </w:rPr>
+        <w:t>) — 학회의 실천(practice)이 시간 축으로 누적되는 공간. 세미나 D+1 후기 cron은 실천의 공유 기록을 자동화한다.</w:t>
+      </w:r>
+    </w:p>
+    <w:p>
+      <w:pPr>
+        <w:ind w:left="567"/>
+      </w:pPr>
+      <w:r>
+        <w:rPr>
+          <w:b/>
+          <w:i/>
+        </w:rPr>
+        <w:t>[Screenshot 7~8 — 로그인 필요 페이지]</w:t>
+      </w:r>
+      <w:r>
+        <w:rPr>
+          <w:i/>
+        </w:rPr>
+        <w:t xml:space="preserve"> 출판 마법사(</w:t>
+      </w:r>
+      <w:r>
+        <w:rPr>
+          <w:rFonts w:ascii="Consolas" w:hAnsi="Consolas"/>
+          <w:i/>
+        </w:rPr>
+        <w:t>/collab/{팀ID}/publish/{articleId}</w:t>
+      </w:r>
+      <w:r>
+        <w:rPr>
+          <w:i/>
+        </w:rPr>
+        <w:t>) 와 기여도 매트릭스(</w:t>
+      </w:r>
+      <w:r>
+        <w:rPr>
+          <w:rFonts w:ascii="Consolas" w:hAnsi="Consolas"/>
+          <w:i/>
+        </w:rPr>
+        <w:t>/collab/{팀ID}/contributions</w:t>
+      </w:r>
+      <w:r>
+        <w:rPr>
+          <w:i/>
+        </w:rPr>
+        <w:t xml:space="preserve">) 화면은 회원 데이터 보호를 위해 직접 캡쳐 필요. </w:t>
+      </w:r>
+      <w:r>
+        <w:rPr>
+          <w:rFonts w:ascii="Consolas" w:hAnsi="Consolas"/>
+          <w:i/>
+        </w:rPr>
+        <w:t>docs/papers/figures/site/README.md</w:t>
+      </w:r>
+      <w:r>
+        <w:rPr>
+          <w:i/>
+        </w:rPr>
+        <w:t xml:space="preserve"> 의 가이드 참조.</w:t>
       </w:r>
     </w:p>
     <w:p>
